--- a/docs/ingestion-data-sources.docx
+++ b/docs/ingestion-data-sources.docx
@@ -45,7 +45,7 @@
           <w:sz w:val="21"/>
           <w:szCs w:val="21"/>
         </w:rPr>
-        <w:t xml:space="preserve">Every outside dataset the monitoring backend reads, how often, what it writes, and what we have and have not verified. Status as of 17 October 2026, hosted Supabase project zarkusdtiwdquimnplya.</w:t>
+        <w:t xml:space="preserve">This document lists each outside dataset that the monitoring backend reads. For each one it gives the read schedule, what the backend stores, and what has and has not been verified. Status on 17 October 2026, hosted Supabase project zarkusdtiwdquimnplya.</w:t>
       </w:r>
     </w:p>
     <w:p>
@@ -1827,7 +1827,7 @@
           <w:sz w:val="21"/>
           <w:szCs w:val="21"/>
         </w:rPr>
-        <w:t xml:space="preserve">All four Edge Functions and the lightning function are triggered by pg_cron through pg_net with a shared secret held in Supabase Vault. After each ingest the function calls evaluate_all_sites(), which turns readings into subscores, alerts and risk. The loader script runs by hand.</w:t>
+        <w:t xml:space="preserve">pg_cron starts all five Edge Functions through pg_net. Each request carries a shared secret that is stored in Supabase Vault. After each ingest, the function calls evaluate_all_sites(). That call turns the readings into subscores, alerts and risk. You run the loader script by hand.</w:t>
       </w:r>
     </w:p>
     <w:p>
@@ -1841,7 +1841,7 @@
           <w:sz w:val="21"/>
           <w:szCs w:val="21"/>
         </w:rPr>
-        <w:t xml:space="preserve">Sixty plants are monitored. Each Open-Meteo, NWS, wildfire and gauge run handles all of them in one invocation.</w:t>
+        <w:t xml:space="preserve">The system monitors 60 plants. Each run of an Open-Meteo, NWS, wildfire or gauge function handles all 60.</w:t>
       </w:r>
     </w:p>
     <w:p>
@@ -1909,7 +1909,7 @@
           <w:sz w:val="21"/>
           <w:szCs w:val="21"/>
         </w:rPr>
-        <w:t xml:space="preserve">Chosen by the assistant from general knowledge, then tested live: </w:t>
+        <w:t xml:space="preserve">Chosen by the assistant from general knowledge, then tested with one live call: </w:t>
       </w:r>
       <w:r>
         <w:rPr>
@@ -1918,7 +1918,7 @@
           <w:sz w:val="21"/>
           <w:szCs w:val="21"/>
         </w:rPr>
-        <w:t xml:space="preserve">Open-Meteo, the NOAA NWPS gauge API, the NIFC wildfire layer, the FEMA NFHL point query and NOAA GOES GLM. Each was called once before use, but their terms of use have not been read.</w:t>
+        <w:t xml:space="preserve">Open-Meteo, the NOAA NWPS gauge API, the NIFC wildfire layer, the FEMA NFHL point query and NOAA GOES GLM. No one has read their terms of use.</w:t>
       </w:r>
     </w:p>
     <w:p>
@@ -6326,7 +6326,7 @@
                 <w:sz w:val="19"/>
                 <w:szCs w:val="19"/>
               </w:rPr>
-              <w:t xml:space="preserve">Optical detection from orbit, not a ground strike network, so accuracy near a plant must be validated. The time packing (scale 3.8147554e-4, offset 9.5) comes from memory of the GLM product spec, not read from the file. Files appear about 30 to 40 seconds after the observation. GOES-East only. Bucket data is open NOAA data; terms not reviewed.</w:t>
+              <w:t xml:space="preserve">Optical detection from orbit, not a ground strike network, so accuracy near a plant must be validated. The time packing (scale 3.8147554e-4, offset 9.5) comes from memory of the GLM product spec, not read from the file. Files appear about 30 to 40 seconds after the observation. GOES-East only. The bucket holds open NOAA data. No one has reviewed its terms.</w:t>
             </w:r>
           </w:p>
         </w:tc>
@@ -6451,7 +6451,7 @@
           <w:sz w:val="21"/>
           <w:szCs w:val="21"/>
         </w:rPr>
-        <w:t xml:space="preserve">Every reading is identified by site, hazard, unit, time, forecast time and source. Live values use the start of the hour or 5 to 30 minute bucket as the time, so reruns overwrite instead of piling up. Forecast rows are one value per local day, stamped at local noon.</w:t>
+        <w:t xml:space="preserve">Each reading is identified by site, hazard, unit, time, forecast time and source. A live reading uses the start of its hour or its 5 to 30 minute bucket as its time. A repeat run in the same period overwrites the reading, so rows do not pile up. A forecast row holds one value for one local day, with the time set to local noon.</w:t>
       </w:r>
     </w:p>
     <w:tbl>
